--- a/ele432-pre3.docx
+++ b/ele432-pre3.docx
@@ -60,65 +60,9 @@
         <w:t>ELECTRICAL AND ELECTRONICS ENGINEERING</w:t>
       </w:r>
     </w:p>
-    <w:p/>
-    <w:p/>
-    <w:p/>
     <w:p>
-      <w:pPr>
-        <w:jc w:val="center"/>
-        <w:rPr>
-          <w:sz w:val="40"/>
-          <w:szCs w:val="40"/>
-        </w:rPr>
-      </w:pPr>
-      <w:r>
-        <w:rPr>
-          <w:b/>
-          <w:bCs/>
-          <w:sz w:val="40"/>
-          <w:szCs w:val="40"/>
-        </w:rPr>
-        <w:t>ELE</w:t>
-      </w:r>
-      <w:proofErr w:type="gramStart"/>
-      <w:r>
-        <w:rPr>
-          <w:b/>
-          <w:bCs/>
-          <w:sz w:val="40"/>
-          <w:szCs w:val="40"/>
-        </w:rPr>
-        <w:t>432 -</w:t>
-      </w:r>
-      <w:proofErr w:type="gramEnd"/>
-      <w:r>
-        <w:rPr>
-          <w:b/>
-          <w:bCs/>
-          <w:sz w:val="40"/>
-          <w:szCs w:val="40"/>
-        </w:rPr>
-        <w:t xml:space="preserve"> Advanced </w:t>
-      </w:r>
-      <w:proofErr w:type="spellStart"/>
-      <w:r>
-        <w:rPr>
-          <w:b/>
-          <w:bCs/>
-          <w:sz w:val="40"/>
-          <w:szCs w:val="40"/>
-        </w:rPr>
-        <w:t>Digital</w:t>
-      </w:r>
-      <w:proofErr w:type="spellEnd"/>
-      <w:r>
-        <w:rPr>
-          <w:b/>
-          <w:bCs/>
-          <w:sz w:val="40"/>
-          <w:szCs w:val="40"/>
-        </w:rPr>
-        <w:t xml:space="preserve"> Design</w:t>
+      <w:r>
+        <w:br/>
       </w:r>
     </w:p>
     <w:p/>
@@ -126,12 +70,20 @@
       <w:pPr>
         <w:jc w:val="center"/>
         <w:rPr>
+          <w:sz w:val="40"/>
+          <w:szCs w:val="40"/>
+        </w:rPr>
+      </w:pPr>
+      <w:r>
+        <w:rPr>
           <w:b/>
           <w:bCs/>
           <w:sz w:val="40"/>
           <w:szCs w:val="40"/>
         </w:rPr>
-      </w:pPr>
+        <w:t>ELE</w:t>
+      </w:r>
+      <w:proofErr w:type="gramStart"/>
       <w:r>
         <w:rPr>
           <w:b/>
@@ -139,8 +91,9 @@
           <w:sz w:val="40"/>
           <w:szCs w:val="40"/>
         </w:rPr>
-        <w:t>PRELIMINARY WORK</w:t>
-      </w:r>
+        <w:t>432 -</w:t>
+      </w:r>
+      <w:proofErr w:type="gramEnd"/>
       <w:r>
         <w:rPr>
           <w:b/>
@@ -148,9 +101,9 @@
           <w:sz w:val="40"/>
           <w:szCs w:val="40"/>
         </w:rPr>
-        <w:t xml:space="preserve"> </w:t>
-      </w:r>
-      <w:proofErr w:type="gramStart"/>
+        <w:t xml:space="preserve"> Advanced </w:t>
+      </w:r>
+      <w:proofErr w:type="spellStart"/>
       <w:r>
         <w:rPr>
           <w:b/>
@@ -158,8 +111,9 @@
           <w:sz w:val="40"/>
           <w:szCs w:val="40"/>
         </w:rPr>
-        <w:t>I</w:t>
-      </w:r>
+        <w:t>Digital</w:t>
+      </w:r>
+      <w:proofErr w:type="spellEnd"/>
       <w:r>
         <w:rPr>
           <w:b/>
@@ -167,16 +121,60 @@
           <w:sz w:val="40"/>
           <w:szCs w:val="40"/>
         </w:rPr>
-        <w:t xml:space="preserve">II </w:t>
-      </w:r>
-      <w:r>
+        <w:t xml:space="preserve"> Design</w:t>
+      </w:r>
+    </w:p>
+    <w:p>
+      <w:r>
+        <w:br/>
+      </w:r>
+    </w:p>
+    <w:p>
+      <w:pPr>
+        <w:jc w:val="center"/>
         <w:rPr>
           <w:b/>
           <w:bCs/>
           <w:sz w:val="40"/>
           <w:szCs w:val="40"/>
         </w:rPr>
-        <w:t>-</w:t>
+      </w:pPr>
+      <w:r>
+        <w:rPr>
+          <w:b/>
+          <w:bCs/>
+          <w:sz w:val="40"/>
+          <w:szCs w:val="40"/>
+        </w:rPr>
+        <w:t>PRELIMINARY WORK</w:t>
+      </w:r>
+      <w:r>
+        <w:rPr>
+          <w:b/>
+          <w:bCs/>
+          <w:sz w:val="40"/>
+          <w:szCs w:val="40"/>
+        </w:rPr>
+        <w:t xml:space="preserve"> </w:t>
+      </w:r>
+      <w:proofErr w:type="gramStart"/>
+      <w:r>
+        <w:rPr>
+          <w:b/>
+          <w:bCs/>
+          <w:sz w:val="40"/>
+          <w:szCs w:val="40"/>
+        </w:rPr>
+        <w:t>I</w:t>
+      </w:r>
+      <w:r>
+        <w:rPr>
+          <w:b/>
+          <w:bCs/>
+          <w:sz w:val="40"/>
+          <w:szCs w:val="40"/>
+        </w:rPr>
+        <w:t>II -</w:t>
       </w:r>
       <w:proofErr w:type="gramEnd"/>
       <w:r>
@@ -1192,6 +1190,7 @@
       </w:r>
       <w:r>
         <w:rPr>
+          <w:noProof/>
           <w:sz w:val="14"/>
           <w:szCs w:val="14"/>
         </w:rPr>
@@ -5423,8 +5422,17 @@
                 <w:sz w:val="32"/>
                 <w:szCs w:val="32"/>
               </w:rPr>
-              <w:t xml:space="preserve"> Notes</w:t>
-            </w:r>
+              <w:t xml:space="preserve"> </w:t>
+            </w:r>
+            <w:proofErr w:type="spellStart"/>
+            <w:r>
+              <w:rPr>
+                <w:sz w:val="32"/>
+                <w:szCs w:val="32"/>
+              </w:rPr>
+              <w:t>Notes</w:t>
+            </w:r>
+            <w:proofErr w:type="spellEnd"/>
           </w:p>
         </w:tc>
       </w:tr>
@@ -7499,14 +7507,308 @@
           <w:sz w:val="28"/>
           <w:szCs w:val="28"/>
         </w:rPr>
+        <w:br/>
+      </w:r>
+      <w:r>
+        <w:rPr>
+          <w:b/>
+          <w:bCs/>
+          <w:sz w:val="32"/>
+          <w:szCs w:val="32"/>
+        </w:rPr>
+        <w:t>5)</w:t>
+      </w:r>
+      <w:r>
+        <w:rPr>
+          <w:sz w:val="28"/>
+          <w:szCs w:val="28"/>
+        </w:rPr>
+        <w:br/>
+      </w:r>
+      <w:proofErr w:type="spellStart"/>
+      <w:r>
+        <w:t>The</w:t>
+      </w:r>
+      <w:proofErr w:type="spellEnd"/>
+      <w:r>
+        <w:t xml:space="preserve"> </w:t>
+      </w:r>
+      <w:proofErr w:type="spellStart"/>
+      <w:r>
+        <w:t>waveform</w:t>
+      </w:r>
+      <w:proofErr w:type="spellEnd"/>
+      <w:r>
+        <w:t xml:space="preserve"> </w:t>
+      </w:r>
+      <w:proofErr w:type="spellStart"/>
+      <w:r>
+        <w:t>shows</w:t>
+      </w:r>
+      <w:proofErr w:type="spellEnd"/>
+      <w:r>
+        <w:t xml:space="preserve"> </w:t>
+      </w:r>
+      <w:proofErr w:type="spellStart"/>
+      <w:r>
+        <w:t>that</w:t>
+      </w:r>
+      <w:proofErr w:type="spellEnd"/>
+      <w:r>
+        <w:t xml:space="preserve"> </w:t>
+      </w:r>
+      <w:proofErr w:type="spellStart"/>
+      <w:r>
+        <w:t>the</w:t>
+      </w:r>
+      <w:proofErr w:type="spellEnd"/>
+      <w:r>
+        <w:t xml:space="preserve"> </w:t>
+      </w:r>
+      <w:proofErr w:type="spellStart"/>
+      <w:r>
+        <w:t>processor</w:t>
+      </w:r>
+      <w:proofErr w:type="spellEnd"/>
+      <w:r>
+        <w:t xml:space="preserve"> </w:t>
+      </w:r>
+      <w:proofErr w:type="spellStart"/>
+      <w:r>
+        <w:t>successfully</w:t>
+      </w:r>
+      <w:proofErr w:type="spellEnd"/>
+      <w:r>
+        <w:t xml:space="preserve"> </w:t>
+      </w:r>
+      <w:proofErr w:type="spellStart"/>
+      <w:r>
+        <w:t>passes</w:t>
+      </w:r>
+      <w:proofErr w:type="spellEnd"/>
+      <w:r>
+        <w:t xml:space="preserve"> </w:t>
+      </w:r>
+      <w:proofErr w:type="spellStart"/>
+      <w:r>
+        <w:t>the</w:t>
+      </w:r>
+      <w:proofErr w:type="spellEnd"/>
+      <w:r>
+        <w:t xml:space="preserve"> </w:t>
+      </w:r>
+      <w:proofErr w:type="spellStart"/>
+      <w:r>
+        <w:t>testbench</w:t>
+      </w:r>
+      <w:proofErr w:type="spellEnd"/>
+      <w:r>
+        <w:t xml:space="preserve">. </w:t>
+      </w:r>
+      <w:r>
+        <w:br/>
+      </w:r>
+      <w:proofErr w:type="spellStart"/>
+      <w:r>
+        <w:t>When</w:t>
+      </w:r>
+      <w:proofErr w:type="spellEnd"/>
+      <w:r>
+        <w:t xml:space="preserve"> </w:t>
+      </w:r>
+      <w:proofErr w:type="spellStart"/>
+      <w:r>
+        <w:t>MemWrite</w:t>
+      </w:r>
+      <w:proofErr w:type="spellEnd"/>
+      <w:r>
+        <w:t xml:space="preserve"> is </w:t>
+      </w:r>
+      <w:proofErr w:type="spellStart"/>
+      <w:r>
+        <w:t>asserted</w:t>
+      </w:r>
+      <w:proofErr w:type="spellEnd"/>
+      <w:r>
+        <w:t xml:space="preserve">, </w:t>
+      </w:r>
+      <w:proofErr w:type="spellStart"/>
+      <w:r>
+        <w:t>the</w:t>
+      </w:r>
+      <w:proofErr w:type="spellEnd"/>
+      <w:r>
+        <w:t xml:space="preserve"> </w:t>
+      </w:r>
+      <w:proofErr w:type="spellStart"/>
+      <w:r>
+        <w:t>value</w:t>
+      </w:r>
+      <w:proofErr w:type="spellEnd"/>
+      <w:r>
+        <w:t xml:space="preserve"> 25 (0x19) is </w:t>
+      </w:r>
+      <w:proofErr w:type="spellStart"/>
+      <w:r>
+        <w:t>written</w:t>
+      </w:r>
+      <w:proofErr w:type="spellEnd"/>
+      <w:r>
+        <w:t xml:space="preserve"> </w:t>
+      </w:r>
+      <w:proofErr w:type="spellStart"/>
+      <w:r>
+        <w:t>to</w:t>
+      </w:r>
+      <w:proofErr w:type="spellEnd"/>
+      <w:r>
+        <w:t xml:space="preserve"> </w:t>
+      </w:r>
+      <w:proofErr w:type="spellStart"/>
+      <w:r>
+        <w:t>memory</w:t>
+      </w:r>
+      <w:proofErr w:type="spellEnd"/>
+      <w:r>
+        <w:t xml:space="preserve"> </w:t>
+      </w:r>
+      <w:proofErr w:type="spellStart"/>
+      <w:r>
+        <w:t>address</w:t>
+      </w:r>
+      <w:proofErr w:type="spellEnd"/>
+      <w:r>
+        <w:t xml:space="preserve"> 104 (0x68). </w:t>
+      </w:r>
+      <w:r>
+        <w:br/>
+      </w:r>
+      <w:proofErr w:type="spellStart"/>
+      <w:r>
+        <w:t>This</w:t>
+      </w:r>
+      <w:proofErr w:type="spellEnd"/>
+      <w:r>
+        <w:t xml:space="preserve"> </w:t>
+      </w:r>
+      <w:proofErr w:type="spellStart"/>
+      <w:r>
+        <w:t>confirms</w:t>
+      </w:r>
+      <w:proofErr w:type="spellEnd"/>
+      <w:r>
+        <w:t xml:space="preserve"> </w:t>
+      </w:r>
+      <w:proofErr w:type="spellStart"/>
+      <w:r>
+        <w:t>that</w:t>
+      </w:r>
+      <w:proofErr w:type="spellEnd"/>
+      <w:r>
+        <w:t xml:space="preserve"> </w:t>
+      </w:r>
+      <w:proofErr w:type="spellStart"/>
+      <w:r>
+        <w:t>the</w:t>
+      </w:r>
+      <w:proofErr w:type="spellEnd"/>
+      <w:r>
+        <w:t xml:space="preserve"> </w:t>
+      </w:r>
+      <w:proofErr w:type="spellStart"/>
+      <w:r>
+        <w:t>processor</w:t>
+      </w:r>
+      <w:proofErr w:type="spellEnd"/>
+      <w:r>
+        <w:t xml:space="preserve"> </w:t>
+      </w:r>
+      <w:proofErr w:type="spellStart"/>
+      <w:r>
+        <w:t>executes</w:t>
+      </w:r>
+      <w:proofErr w:type="spellEnd"/>
+      <w:r>
+        <w:t xml:space="preserve"> </w:t>
+      </w:r>
+      <w:proofErr w:type="spellStart"/>
+      <w:r>
+        <w:t>instructions</w:t>
+      </w:r>
+      <w:proofErr w:type="spellEnd"/>
+      <w:r>
+        <w:t xml:space="preserve"> </w:t>
+      </w:r>
+      <w:proofErr w:type="spellStart"/>
+      <w:r>
+        <w:t>correctly</w:t>
+      </w:r>
+      <w:proofErr w:type="spellEnd"/>
+      <w:r>
+        <w:t xml:space="preserve"> </w:t>
+      </w:r>
+      <w:proofErr w:type="spellStart"/>
+      <w:r>
+        <w:t>and</w:t>
+      </w:r>
+      <w:proofErr w:type="spellEnd"/>
+      <w:r>
+        <w:t xml:space="preserve"> </w:t>
+      </w:r>
+      <w:proofErr w:type="spellStart"/>
+      <w:r>
+        <w:t>produces</w:t>
+      </w:r>
+      <w:proofErr w:type="spellEnd"/>
+      <w:r>
+        <w:t xml:space="preserve"> </w:t>
+      </w:r>
+      <w:proofErr w:type="spellStart"/>
+      <w:r>
+        <w:t>the</w:t>
+      </w:r>
+      <w:proofErr w:type="spellEnd"/>
+      <w:r>
+        <w:t xml:space="preserve"> </w:t>
+      </w:r>
+      <w:proofErr w:type="spellStart"/>
+      <w:r>
+        <w:t>expected</w:t>
+      </w:r>
+      <w:proofErr w:type="spellEnd"/>
+      <w:r>
+        <w:t xml:space="preserve"> </w:t>
+      </w:r>
+      <w:proofErr w:type="spellStart"/>
+      <w:r>
+        <w:t>result</w:t>
+      </w:r>
+      <w:proofErr w:type="spellEnd"/>
+      <w:r>
+        <w:t>.</w:t>
+      </w:r>
+    </w:p>
+    <w:p>
+      <w:pPr>
+        <w:rPr>
+          <w:sz w:val="28"/>
+          <w:szCs w:val="28"/>
+        </w:rPr>
+      </w:pPr>
+      <w:r>
+        <w:rPr>
+          <w:noProof/>
+          <w:sz w:val="28"/>
+          <w:szCs w:val="28"/>
+        </w:rPr>
         <w:drawing>
-          <wp:anchor distT="0" distB="0" distL="114300" distR="114300" simplePos="0" relativeHeight="251660288" behindDoc="1" locked="0" layoutInCell="1" allowOverlap="1" wp14:anchorId="1ECEF4D9" wp14:editId="3057ABCA">
+          <wp:anchor distT="0" distB="0" distL="114300" distR="114300" simplePos="0" relativeHeight="251660288" behindDoc="1" locked="0" layoutInCell="1" allowOverlap="1" wp14:anchorId="1ECEF4D9" wp14:editId="44D70505">
             <wp:simplePos x="0" y="0"/>
-            <wp:positionH relativeFrom="page">
-              <wp:posOffset>223339</wp:posOffset>
+            <wp:positionH relativeFrom="margin">
+              <wp:align>center</wp:align>
             </wp:positionH>
             <wp:positionV relativeFrom="paragraph">
-              <wp:posOffset>1757045</wp:posOffset>
+              <wp:posOffset>3810</wp:posOffset>
             </wp:positionV>
             <wp:extent cx="7121769" cy="1796143"/>
             <wp:effectExtent l="0" t="0" r="3175" b="0"/>
@@ -7555,306 +7857,6 @@
           </wp:anchor>
         </w:drawing>
       </w:r>
-      <w:r>
-        <w:rPr>
-          <w:sz w:val="28"/>
-          <w:szCs w:val="28"/>
-        </w:rPr>
-        <w:br/>
-      </w:r>
-      <w:r>
-        <w:rPr>
-          <w:sz w:val="28"/>
-          <w:szCs w:val="28"/>
-        </w:rPr>
-        <w:br/>
-        <w:t>5)</w:t>
-      </w:r>
-      <w:r>
-        <w:rPr>
-          <w:sz w:val="28"/>
-          <w:szCs w:val="28"/>
-        </w:rPr>
-        <w:br/>
-      </w:r>
-      <w:proofErr w:type="spellStart"/>
-      <w:r>
-        <w:t>The</w:t>
-      </w:r>
-      <w:proofErr w:type="spellEnd"/>
-      <w:r>
-        <w:t xml:space="preserve"> </w:t>
-      </w:r>
-      <w:proofErr w:type="spellStart"/>
-      <w:r>
-        <w:t>waveform</w:t>
-      </w:r>
-      <w:proofErr w:type="spellEnd"/>
-      <w:r>
-        <w:t xml:space="preserve"> </w:t>
-      </w:r>
-      <w:proofErr w:type="spellStart"/>
-      <w:r>
-        <w:t>shows</w:t>
-      </w:r>
-      <w:proofErr w:type="spellEnd"/>
-      <w:r>
-        <w:t xml:space="preserve"> </w:t>
-      </w:r>
-      <w:proofErr w:type="spellStart"/>
-      <w:r>
-        <w:t>that</w:t>
-      </w:r>
-      <w:proofErr w:type="spellEnd"/>
-      <w:r>
-        <w:t xml:space="preserve"> </w:t>
-      </w:r>
-      <w:proofErr w:type="spellStart"/>
-      <w:r>
-        <w:t>the</w:t>
-      </w:r>
-      <w:proofErr w:type="spellEnd"/>
-      <w:r>
-        <w:t xml:space="preserve"> </w:t>
-      </w:r>
-      <w:proofErr w:type="spellStart"/>
-      <w:r>
-        <w:t>processor</w:t>
-      </w:r>
-      <w:proofErr w:type="spellEnd"/>
-      <w:r>
-        <w:t xml:space="preserve"> </w:t>
-      </w:r>
-      <w:proofErr w:type="spellStart"/>
-      <w:r>
-        <w:t>successfully</w:t>
-      </w:r>
-      <w:proofErr w:type="spellEnd"/>
-      <w:r>
-        <w:t xml:space="preserve"> </w:t>
-      </w:r>
-      <w:proofErr w:type="spellStart"/>
-      <w:r>
-        <w:t>passes</w:t>
-      </w:r>
-      <w:proofErr w:type="spellEnd"/>
-      <w:r>
-        <w:t xml:space="preserve"> </w:t>
-      </w:r>
-      <w:proofErr w:type="spellStart"/>
-      <w:r>
-        <w:t>the</w:t>
-      </w:r>
-      <w:proofErr w:type="spellEnd"/>
-      <w:r>
-        <w:t xml:space="preserve"> </w:t>
-      </w:r>
-      <w:proofErr w:type="spellStart"/>
-      <w:r>
-        <w:t>testbench</w:t>
-      </w:r>
-      <w:proofErr w:type="spellEnd"/>
-      <w:r>
-        <w:t xml:space="preserve">. </w:t>
-      </w:r>
-      <w:r>
-        <w:br/>
-      </w:r>
-      <w:proofErr w:type="spellStart"/>
-      <w:r>
-        <w:t>When</w:t>
-      </w:r>
-      <w:proofErr w:type="spellEnd"/>
-      <w:r>
-        <w:t xml:space="preserve"> </w:t>
-      </w:r>
-      <w:proofErr w:type="spellStart"/>
-      <w:r>
-        <w:t>MemWrite</w:t>
-      </w:r>
-      <w:proofErr w:type="spellEnd"/>
-      <w:r>
-        <w:t xml:space="preserve"> is </w:t>
-      </w:r>
-      <w:proofErr w:type="spellStart"/>
-      <w:r>
-        <w:t>asserted</w:t>
-      </w:r>
-      <w:proofErr w:type="spellEnd"/>
-      <w:r>
-        <w:t xml:space="preserve">, </w:t>
-      </w:r>
-      <w:proofErr w:type="spellStart"/>
-      <w:r>
-        <w:t>the</w:t>
-      </w:r>
-      <w:proofErr w:type="spellEnd"/>
-      <w:r>
-        <w:t xml:space="preserve"> </w:t>
-      </w:r>
-      <w:proofErr w:type="spellStart"/>
-      <w:r>
-        <w:t>value</w:t>
-      </w:r>
-      <w:proofErr w:type="spellEnd"/>
-      <w:r>
-        <w:t xml:space="preserve"> 25 (0x19) is </w:t>
-      </w:r>
-      <w:proofErr w:type="spellStart"/>
-      <w:r>
-        <w:t>written</w:t>
-      </w:r>
-      <w:proofErr w:type="spellEnd"/>
-      <w:r>
-        <w:t xml:space="preserve"> </w:t>
-      </w:r>
-      <w:proofErr w:type="spellStart"/>
-      <w:r>
-        <w:t>to</w:t>
-      </w:r>
-      <w:proofErr w:type="spellEnd"/>
-      <w:r>
-        <w:t xml:space="preserve"> </w:t>
-      </w:r>
-      <w:proofErr w:type="spellStart"/>
-      <w:r>
-        <w:t>memory</w:t>
-      </w:r>
-      <w:proofErr w:type="spellEnd"/>
-      <w:r>
-        <w:t xml:space="preserve"> </w:t>
-      </w:r>
-      <w:proofErr w:type="spellStart"/>
-      <w:r>
-        <w:t>address</w:t>
-      </w:r>
-      <w:proofErr w:type="spellEnd"/>
-      <w:r>
-        <w:t xml:space="preserve"> 104 (0x68). </w:t>
-      </w:r>
-      <w:r>
-        <w:br/>
-      </w:r>
-      <w:proofErr w:type="spellStart"/>
-      <w:r>
-        <w:t>This</w:t>
-      </w:r>
-      <w:proofErr w:type="spellEnd"/>
-      <w:r>
-        <w:t xml:space="preserve"> </w:t>
-      </w:r>
-      <w:proofErr w:type="spellStart"/>
-      <w:r>
-        <w:t>confirms</w:t>
-      </w:r>
-      <w:proofErr w:type="spellEnd"/>
-      <w:r>
-        <w:t xml:space="preserve"> </w:t>
-      </w:r>
-      <w:proofErr w:type="spellStart"/>
-      <w:r>
-        <w:t>that</w:t>
-      </w:r>
-      <w:proofErr w:type="spellEnd"/>
-      <w:r>
-        <w:t xml:space="preserve"> </w:t>
-      </w:r>
-      <w:proofErr w:type="spellStart"/>
-      <w:r>
-        <w:t>the</w:t>
-      </w:r>
-      <w:proofErr w:type="spellEnd"/>
-      <w:r>
-        <w:t xml:space="preserve"> </w:t>
-      </w:r>
-      <w:proofErr w:type="spellStart"/>
-      <w:r>
-        <w:t>processor</w:t>
-      </w:r>
-      <w:proofErr w:type="spellEnd"/>
-      <w:r>
-        <w:t xml:space="preserve"> </w:t>
-      </w:r>
-      <w:proofErr w:type="spellStart"/>
-      <w:r>
-        <w:t>executes</w:t>
-      </w:r>
-      <w:proofErr w:type="spellEnd"/>
-      <w:r>
-        <w:t xml:space="preserve"> </w:t>
-      </w:r>
-      <w:proofErr w:type="spellStart"/>
-      <w:r>
-        <w:t>instructions</w:t>
-      </w:r>
-      <w:proofErr w:type="spellEnd"/>
-      <w:r>
-        <w:t xml:space="preserve"> </w:t>
-      </w:r>
-      <w:proofErr w:type="spellStart"/>
-      <w:r>
-        <w:t>correctly</w:t>
-      </w:r>
-      <w:proofErr w:type="spellEnd"/>
-      <w:r>
-        <w:t xml:space="preserve"> </w:t>
-      </w:r>
-      <w:proofErr w:type="spellStart"/>
-      <w:r>
-        <w:t>and</w:t>
-      </w:r>
-      <w:proofErr w:type="spellEnd"/>
-      <w:r>
-        <w:t xml:space="preserve"> </w:t>
-      </w:r>
-      <w:proofErr w:type="spellStart"/>
-      <w:r>
-        <w:t>produces</w:t>
-      </w:r>
-      <w:proofErr w:type="spellEnd"/>
-      <w:r>
-        <w:t xml:space="preserve"> </w:t>
-      </w:r>
-      <w:proofErr w:type="spellStart"/>
-      <w:r>
-        <w:t>the</w:t>
-      </w:r>
-      <w:proofErr w:type="spellEnd"/>
-      <w:r>
-        <w:t xml:space="preserve"> </w:t>
-      </w:r>
-      <w:proofErr w:type="spellStart"/>
-      <w:r>
-        <w:t>expected</w:t>
-      </w:r>
-      <w:proofErr w:type="spellEnd"/>
-      <w:r>
-        <w:t xml:space="preserve"> </w:t>
-      </w:r>
-      <w:proofErr w:type="spellStart"/>
-      <w:r>
-        <w:t>result</w:t>
-      </w:r>
-      <w:proofErr w:type="spellEnd"/>
-      <w:r>
-        <w:t>.</w:t>
-      </w:r>
-    </w:p>
-    <w:p>
-      <w:pPr>
-        <w:rPr>
-          <w:sz w:val="28"/>
-          <w:szCs w:val="28"/>
-        </w:rPr>
-      </w:pPr>
-    </w:p>
-    <w:p>
-      <w:pPr>
-        <w:rPr>
-          <w:sz w:val="28"/>
-          <w:szCs w:val="28"/>
-        </w:rPr>
-      </w:pPr>
     </w:p>
     <w:p>
       <w:pPr>
@@ -7890,33 +7892,60 @@
       </w:pPr>
       <w:r>
         <w:rPr>
+          <w:b/>
+          <w:bCs/>
+          <w:sz w:val="32"/>
+          <w:szCs w:val="32"/>
+        </w:rPr>
+        <w:br/>
+      </w:r>
+      <w:r>
+        <w:rPr>
+          <w:b/>
+          <w:bCs/>
+          <w:sz w:val="32"/>
+          <w:szCs w:val="32"/>
+        </w:rPr>
+        <w:t>6)</w:t>
+      </w:r>
+      <w:r>
+        <w:rPr>
           <w:sz w:val="28"/>
           <w:szCs w:val="28"/>
         </w:rPr>
-        <w:t>6)</w:t>
-      </w:r>
+        <w:br/>
+      </w:r>
+      <w:proofErr w:type="spellStart"/>
       <w:r>
         <w:rPr>
           <w:sz w:val="28"/>
           <w:szCs w:val="28"/>
         </w:rPr>
-        <w:br/>
-      </w:r>
-      <w:proofErr w:type="spellStart"/>
+        <w:t>github</w:t>
+      </w:r>
+      <w:proofErr w:type="spellEnd"/>
       <w:r>
         <w:rPr>
           <w:sz w:val="28"/>
           <w:szCs w:val="28"/>
         </w:rPr>
-        <w:t>github</w:t>
-      </w:r>
-      <w:proofErr w:type="spellEnd"/>
+        <w:t xml:space="preserve"> </w:t>
+      </w:r>
+      <w:proofErr w:type="gramStart"/>
       <w:r>
         <w:rPr>
           <w:sz w:val="28"/>
           <w:szCs w:val="28"/>
         </w:rPr>
-        <w:t xml:space="preserve"> link : </w:t>
+        <w:t>link :</w:t>
+      </w:r>
+      <w:proofErr w:type="gramEnd"/>
+      <w:r>
+        <w:rPr>
+          <w:sz w:val="28"/>
+          <w:szCs w:val="28"/>
+        </w:rPr>
+        <w:t xml:space="preserve"> </w:t>
       </w:r>
       <w:r>
         <w:rPr>
@@ -8540,6 +8569,7 @@
   <w:style w:type="character" w:default="1" w:styleId="VarsaylanParagrafYazTipi">
     <w:name w:val="Default Paragraph Font"/>
     <w:uiPriority w:val="1"/>
+    <w:semiHidden/>
     <w:unhideWhenUsed/>
   </w:style>
   <w:style w:type="table" w:default="1" w:styleId="NormalTablo">

--- a/ele432-pre3.docx
+++ b/ele432-pre3.docx
@@ -7117,7 +7117,7 @@
                 <w:sz w:val="28"/>
                 <w:szCs w:val="28"/>
               </w:rPr>
-              <w:t>0x0021C233</w:t>
+              <w:t>0xFF718393</w:t>
             </w:r>
           </w:p>
         </w:tc>
@@ -7235,7 +7235,7 @@
                 <w:sz w:val="22"/>
                 <w:szCs w:val="22"/>
               </w:rPr>
-              <w:t>Register</w:t>
+              <w:t>OldPC</w:t>
             </w:r>
             <w:proofErr w:type="spellEnd"/>
             <w:r>
@@ -7243,7 +7243,7 @@
                 <w:sz w:val="22"/>
                 <w:szCs w:val="22"/>
               </w:rPr>
-              <w:t xml:space="preserve"> </w:t>
+              <w:t xml:space="preserve"> + </w:t>
             </w:r>
             <w:proofErr w:type="spellStart"/>
             <w:r>
@@ -7251,7 +7251,7 @@
                 <w:sz w:val="22"/>
                 <w:szCs w:val="22"/>
               </w:rPr>
-              <w:t>read</w:t>
+              <w:t>Immediate</w:t>
             </w:r>
             <w:proofErr w:type="spellEnd"/>
           </w:p>
@@ -7314,7 +7314,7 @@
                 <w:sz w:val="28"/>
                 <w:szCs w:val="28"/>
               </w:rPr>
-              <w:t>0x0021C233</w:t>
+              <w:t>0xFF718393</w:t>
             </w:r>
           </w:p>
         </w:tc>
@@ -7322,16 +7322,88 @@
           <w:tcPr>
             <w:tcW w:w="1481" w:type="dxa"/>
           </w:tcPr>
-          <w:p>
-            <w:r>
-              <w:t xml:space="preserve">S6: </w:t>
-            </w:r>
-            <w:proofErr w:type="spellStart"/>
-            <w:r>
-              <w:t>ExecuteR</w:t>
-            </w:r>
-            <w:proofErr w:type="spellEnd"/>
-          </w:p>
+          <w:tbl>
+            <w:tblPr>
+              <w:tblW w:w="0" w:type="auto"/>
+              <w:tblCellSpacing w:w="15" w:type="dxa"/>
+              <w:tblCellMar>
+                <w:top w:w="15" w:type="dxa"/>
+                <w:left w:w="15" w:type="dxa"/>
+                <w:bottom w:w="15" w:type="dxa"/>
+                <w:right w:w="15" w:type="dxa"/>
+              </w:tblCellMar>
+              <w:tblLook w:val="04A0" w:firstRow="1" w:lastRow="0" w:firstColumn="1" w:lastColumn="0" w:noHBand="0" w:noVBand="1"/>
+            </w:tblPr>
+            <w:tblGrid>
+              <w:gridCol w:w="96"/>
+            </w:tblGrid>
+            <w:tr>
+              <w:trPr>
+                <w:tblCellSpacing w:w="15" w:type="dxa"/>
+              </w:trPr>
+              <w:tc>
+                <w:tcPr>
+                  <w:tcW w:w="0" w:type="auto"/>
+                  <w:vAlign w:val="center"/>
+                  <w:hideMark/>
+                </w:tcPr>
+                <w:p>
+                  <w:pPr>
+                    <w:spacing w:after="0" w:line="240" w:lineRule="auto"/>
+                  </w:pPr>
+                </w:p>
+              </w:tc>
+            </w:tr>
+          </w:tbl>
+          <w:p>
+            <w:pPr>
+              <w:rPr>
+                <w:vanish/>
+              </w:rPr>
+            </w:pPr>
+          </w:p>
+          <w:tbl>
+            <w:tblPr>
+              <w:tblW w:w="0" w:type="auto"/>
+              <w:tblCellSpacing w:w="15" w:type="dxa"/>
+              <w:tblCellMar>
+                <w:top w:w="15" w:type="dxa"/>
+                <w:left w:w="15" w:type="dxa"/>
+                <w:bottom w:w="15" w:type="dxa"/>
+                <w:right w:w="15" w:type="dxa"/>
+              </w:tblCellMar>
+              <w:tblLook w:val="04A0" w:firstRow="1" w:lastRow="0" w:firstColumn="1" w:lastColumn="0" w:noHBand="0" w:noVBand="1"/>
+            </w:tblPr>
+            <w:tblGrid>
+              <w:gridCol w:w="1260"/>
+            </w:tblGrid>
+            <w:tr>
+              <w:trPr>
+                <w:tblCellSpacing w:w="15" w:type="dxa"/>
+              </w:trPr>
+              <w:tc>
+                <w:tcPr>
+                  <w:tcW w:w="0" w:type="auto"/>
+                  <w:vAlign w:val="center"/>
+                  <w:hideMark/>
+                </w:tcPr>
+                <w:p>
+                  <w:pPr>
+                    <w:spacing w:after="0" w:line="240" w:lineRule="auto"/>
+                  </w:pPr>
+                  <w:r>
+                    <w:t xml:space="preserve">S8: </w:t>
+                  </w:r>
+                  <w:proofErr w:type="spellStart"/>
+                  <w:r>
+                    <w:t>ExecuteI</w:t>
+                  </w:r>
+                  <w:proofErr w:type="spellEnd"/>
+                </w:p>
+              </w:tc>
+            </w:tr>
+          </w:tbl>
+          <w:p/>
         </w:tc>
         <w:tc>
           <w:tcPr>
@@ -7368,23 +7440,7 @@
                 <w:sz w:val="22"/>
                 <w:szCs w:val="22"/>
               </w:rPr>
-              <w:t xml:space="preserve"> = 12 </w:t>
-            </w:r>
-            <w:proofErr w:type="spellStart"/>
-            <w:r>
-              <w:rPr>
-                <w:sz w:val="22"/>
-                <w:szCs w:val="22"/>
-              </w:rPr>
-              <w:t>xor</w:t>
-            </w:r>
-            <w:proofErr w:type="spellEnd"/>
-            <w:r>
-              <w:rPr>
-                <w:sz w:val="22"/>
-                <w:szCs w:val="22"/>
-              </w:rPr>
-              <w:t xml:space="preserve"> 5 = 9</w:t>
+              <w:t xml:space="preserve"> = 12 + (-9) = 3</w:t>
             </w:r>
           </w:p>
         </w:tc>
@@ -7446,7 +7502,7 @@
                 <w:sz w:val="28"/>
                 <w:szCs w:val="28"/>
               </w:rPr>
-              <w:t>0x0021C233</w:t>
+              <w:t>0xFF718393</w:t>
             </w:r>
           </w:p>
         </w:tc>
@@ -7466,7 +7522,7 @@
           </w:tcPr>
           <w:p>
             <w:r>
-              <w:t>9</w:t>
+              <w:t>3</w:t>
             </w:r>
           </w:p>
         </w:tc>
@@ -7603,7 +7659,7 @@
       </w:r>
       <w:proofErr w:type="spellEnd"/>
       <w:r>
-        <w:t xml:space="preserve">. </w:t>
+        <w:t>.</w:t>
       </w:r>
       <w:r>
         <w:br/>
@@ -7678,7 +7734,7 @@
       </w:r>
       <w:proofErr w:type="spellEnd"/>
       <w:r>
-        <w:t xml:space="preserve"> 104 (0x68). </w:t>
+        <w:t xml:space="preserve"> 100 (0x64).</w:t>
       </w:r>
       <w:r>
         <w:br/>
@@ -7789,31 +7845,24 @@
       </w:r>
     </w:p>
     <w:p>
-      <w:pPr>
+      <w:r>
         <w:rPr>
           <w:sz w:val="28"/>
           <w:szCs w:val="28"/>
         </w:rPr>
-      </w:pPr>
-      <w:r>
-        <w:rPr>
-          <w:noProof/>
-          <w:sz w:val="28"/>
-          <w:szCs w:val="28"/>
-        </w:rPr>
         <w:drawing>
-          <wp:anchor distT="0" distB="0" distL="114300" distR="114300" simplePos="0" relativeHeight="251660288" behindDoc="1" locked="0" layoutInCell="1" allowOverlap="1" wp14:anchorId="1ECEF4D9" wp14:editId="44D70505">
+          <wp:anchor distT="0" distB="0" distL="114300" distR="114300" simplePos="0" relativeHeight="251658240" behindDoc="0" locked="0" layoutInCell="1" allowOverlap="1" wp14:anchorId="37FAF7CB" wp14:editId="353FDCBC">
             <wp:simplePos x="0" y="0"/>
             <wp:positionH relativeFrom="margin">
-              <wp:align>center</wp:align>
+              <wp:align>right</wp:align>
             </wp:positionH>
             <wp:positionV relativeFrom="paragraph">
-              <wp:posOffset>3810</wp:posOffset>
+              <wp:posOffset>35560</wp:posOffset>
             </wp:positionV>
-            <wp:extent cx="7121769" cy="1796143"/>
-            <wp:effectExtent l="0" t="0" r="3175" b="0"/>
+            <wp:extent cx="5760720" cy="1854200"/>
+            <wp:effectExtent l="0" t="0" r="0" b="0"/>
             <wp:wrapNone/>
-            <wp:docPr id="1389284531" name="Resim 1"/>
+            <wp:docPr id="637955791" name="Resim 1"/>
             <wp:cNvGraphicFramePr>
               <a:graphicFrameLocks xmlns:a="http://schemas.openxmlformats.org/drawingml/2006/main" noChangeAspect="1"/>
             </wp:cNvGraphicFramePr>
@@ -7821,7 +7870,7 @@
               <a:graphicData uri="http://schemas.openxmlformats.org/drawingml/2006/picture">
                 <pic:pic xmlns:pic="http://schemas.openxmlformats.org/drawingml/2006/picture">
                   <pic:nvPicPr>
-                    <pic:cNvPr id="1389284531" name=""/>
+                    <pic:cNvPr id="637955791" name=""/>
                     <pic:cNvPicPr/>
                   </pic:nvPicPr>
                   <pic:blipFill>
@@ -7839,7 +7888,7 @@
                   <pic:spPr>
                     <a:xfrm>
                       <a:off x="0" y="0"/>
-                      <a:ext cx="7121769" cy="1796143"/>
+                      <a:ext cx="5760720" cy="1854200"/>
                     </a:xfrm>
                     <a:prstGeom prst="rect">
                       <a:avLst/>
@@ -7876,6 +7925,7 @@
     </w:p>
     <w:p>
       <w:pPr>
+        <w:jc w:val="center"/>
         <w:rPr>
           <w:sz w:val="28"/>
           <w:szCs w:val="28"/>
@@ -8569,7 +8619,6 @@
   <w:style w:type="character" w:default="1" w:styleId="VarsaylanParagrafYazTipi">
     <w:name w:val="Default Paragraph Font"/>
     <w:uiPriority w:val="1"/>
-    <w:semiHidden/>
     <w:unhideWhenUsed/>
   </w:style>
   <w:style w:type="table" w:default="1" w:styleId="NormalTablo">
@@ -8902,6 +8951,17 @@
       </w:tblBorders>
     </w:tblPr>
   </w:style>
+  <w:style w:type="paragraph" w:styleId="NormalWeb">
+    <w:name w:val="Normal (Web)"/>
+    <w:basedOn w:val="Normal"/>
+    <w:uiPriority w:val="99"/>
+    <w:semiHidden/>
+    <w:unhideWhenUsed/>
+    <w:rsid w:val="008409D6"/>
+    <w:rPr>
+      <w:rFonts w:ascii="Times New Roman" w:hAnsi="Times New Roman" w:cs="Times New Roman"/>
+    </w:rPr>
+  </w:style>
 </w:styles>
 </file>
 
